--- a/dist/exports/kcet-matrices-and-determinants_revision_notes.docx
+++ b/dist/exports/kcet-matrices-and-determinants_revision_notes.docx
@@ -189,7 +189,7 @@
                 <w:color w:val="2D3748"/>
                 <w:sz w:val="19"/>
               </w:rPr>
-              <w:t>Kcet Matrices And Determinants - Core Application</w:t>
+              <w:t>Properties of Determinants &amp; System of Linear Equations</w:t>
             </w:r>
           </w:p>
         </w:tc>
@@ -209,7 +209,7 @@
               <w:rPr>
                 <w:sz w:val="19"/>
               </w:rPr>
-              <w:t>65 PYQs</w:t>
+              <w:t>36 PYQs</w:t>
             </w:r>
           </w:p>
         </w:tc>
@@ -230,7 +230,94 @@
                 <w:color w:val="718096"/>
                 <w:sz w:val="19"/>
               </w:rPr>
-              <w:t>General Concept</w:t>
+              <w:t>Determinants &amp; Linear Systems</w:t>
+            </w:r>
+          </w:p>
+        </w:tc>
+      </w:tr>
+      <w:tr>
+        <w:tc>
+          <w:tcPr>
+            <w:tcW w:type="dxa" w:w="2160"/>
+            <w:shd w:fill="FFFFFF"/>
+            <w:tcMar>
+              <w:top w:w="80" w:type="dxa"/>
+              <w:bottom w:w="80" w:type="dxa"/>
+              <w:left w:w="150" w:type="dxa"/>
+              <w:right w:w="150" w:type="dxa"/>
+            </w:tcMar>
+          </w:tcPr>
+          <w:p>
+            <w:r>
+              <w:rPr>
+                <w:b/>
+                <w:color w:val="C53030"/>
+                <w:sz w:val="19"/>
+              </w:rPr>
+              <w:t>Very High</w:t>
+            </w:r>
+          </w:p>
+        </w:tc>
+        <w:tc>
+          <w:tcPr>
+            <w:tcW w:type="dxa" w:w="4320"/>
+            <w:shd w:fill="FFFFFF"/>
+            <w:tcMar>
+              <w:top w:w="80" w:type="dxa"/>
+              <w:bottom w:w="80" w:type="dxa"/>
+              <w:left w:w="150" w:type="dxa"/>
+              <w:right w:w="150" w:type="dxa"/>
+            </w:tcMar>
+          </w:tcPr>
+          <w:p>
+            <w:r>
+              <w:rPr>
+                <w:b/>
+                <w:color w:val="2D3748"/>
+                <w:sz w:val="19"/>
+              </w:rPr>
+              <w:t>Matrix Inversion, Adjoint &amp; Powers</w:t>
+            </w:r>
+          </w:p>
+        </w:tc>
+        <w:tc>
+          <w:tcPr>
+            <w:tcW w:type="dxa" w:w="1728"/>
+            <w:shd w:fill="FFFFFF"/>
+            <w:tcMar>
+              <w:top w:w="80" w:type="dxa"/>
+              <w:bottom w:w="80" w:type="dxa"/>
+              <w:left w:w="150" w:type="dxa"/>
+              <w:right w:w="150" w:type="dxa"/>
+            </w:tcMar>
+          </w:tcPr>
+          <w:p>
+            <w:r>
+              <w:rPr>
+                <w:sz w:val="19"/>
+              </w:rPr>
+              <w:t>31 PYQs</w:t>
+            </w:r>
+          </w:p>
+        </w:tc>
+        <w:tc>
+          <w:tcPr>
+            <w:tcW w:type="dxa" w:w="1872"/>
+            <w:shd w:fill="FFFFFF"/>
+            <w:tcMar>
+              <w:top w:w="80" w:type="dxa"/>
+              <w:bottom w:w="80" w:type="dxa"/>
+              <w:left w:w="150" w:type="dxa"/>
+              <w:right w:w="150" w:type="dxa"/>
+            </w:tcMar>
+          </w:tcPr>
+          <w:p>
+            <w:r>
+              <w:rPr>
+                <w:color w:val="718096"/>
+                <w:sz w:val="19"/>
+              </w:rPr>
+              <w:t>Matrix Algebra</w:t>
             </w:r>
           </w:p>
         </w:tc>
@@ -311,6 +398,98 @@
           </w:p>
         </w:tc>
       </w:tr>
+      <w:tr>
+        <w:tc>
+          <w:tcPr>
+            <w:tcW w:type="dxa" w:w="3600"/>
+            <w:shd w:fill="F7FAFC"/>
+            <w:tcMar>
+              <w:top w:w="100" w:type="dxa"/>
+              <w:bottom w:w="100" w:type="dxa"/>
+              <w:left w:w="150" w:type="dxa"/>
+              <w:right w:w="150" w:type="dxa"/>
+            </w:tcMar>
+          </w:tcPr>
+          <w:p>
+            <w:r>
+              <w:rPr>
+                <w:b/>
+                <w:color w:val="1A365D"/>
+                <w:sz w:val="19"/>
+              </w:rPr>
+              <w:t>Properties of Determinants &amp; System of Linear Equations</w:t>
+            </w:r>
+          </w:p>
+        </w:tc>
+        <w:tc>
+          <w:tcPr>
+            <w:tcW w:type="dxa" w:w="6480"/>
+            <w:shd w:fill="F7FAFC"/>
+            <w:tcMar>
+              <w:top w:w="100" w:type="dxa"/>
+              <w:bottom w:w="100" w:type="dxa"/>
+              <w:left w:w="150" w:type="dxa"/>
+              <w:right w:w="150" w:type="dxa"/>
+            </w:tcMar>
+          </w:tcPr>
+          <w:p>
+            <w:r>
+              <w:rPr>
+                <w:rFonts w:ascii="Cambria Math" w:hAnsi="Cambria Math"/>
+                <w:color w:val="2D3748"/>
+                <w:sz w:val="19"/>
+              </w:rPr>
+              <w:t>\det(kA) = k^n\det(A), \quad \text{Unique: } \Delta \ne 0, \quad \text{Infinite: } \Delta = \Delta_x = \Delta_y = \Delta_z = 0, \quad \text{No sol: } \Delta = 0 \text{ &amp; at least one } \Delta_i \ne 0</w:t>
+            </w:r>
+          </w:p>
+        </w:tc>
+      </w:tr>
+      <w:tr>
+        <w:tc>
+          <w:tcPr>
+            <w:tcW w:type="dxa" w:w="3600"/>
+            <w:shd w:fill="FFFFFF"/>
+            <w:tcMar>
+              <w:top w:w="100" w:type="dxa"/>
+              <w:bottom w:w="100" w:type="dxa"/>
+              <w:left w:w="150" w:type="dxa"/>
+              <w:right w:w="150" w:type="dxa"/>
+            </w:tcMar>
+          </w:tcPr>
+          <w:p>
+            <w:r>
+              <w:rPr>
+                <w:b/>
+                <w:color w:val="1A365D"/>
+                <w:sz w:val="19"/>
+              </w:rPr>
+              <w:t>Matrix Inversion, Adjoint &amp; Powers</w:t>
+            </w:r>
+          </w:p>
+        </w:tc>
+        <w:tc>
+          <w:tcPr>
+            <w:tcW w:type="dxa" w:w="6480"/>
+            <w:shd w:fill="FFFFFF"/>
+            <w:tcMar>
+              <w:top w:w="100" w:type="dxa"/>
+              <w:bottom w:w="100" w:type="dxa"/>
+              <w:left w:w="150" w:type="dxa"/>
+              <w:right w:w="150" w:type="dxa"/>
+            </w:tcMar>
+          </w:tcPr>
+          <w:p>
+            <w:r>
+              <w:rPr>
+                <w:rFonts w:ascii="Cambria Math" w:hAnsi="Cambria Math"/>
+                <w:color w:val="2D3748"/>
+                <w:sz w:val="19"/>
+              </w:rPr>
+              <w:t>A \cdot \text{adj}(A) = (\det A) I_n, \quad \det(\text{adj}(A)) = (\det A)^{n-1}, \quad \text{adj}(\text{adj}(A)) = (\det A)^{n-2} A</w:t>
+            </w:r>
+          </w:p>
+        </w:tc>
+      </w:tr>
     </w:tbl>
     <w:p>
       <w:pPr>
@@ -338,7 +517,7 @@
           <w:color w:val="2B6CB0"/>
           <w:sz w:val="24"/>
         </w:rPr>
-        <w:t>3.1 Kcet Matrices And Determinants - Core Application (Very High Yield — 65 PYQs)</w:t>
+        <w:t>3.1 Properties of Determinants &amp; System of Linear Equations (Very High Yield — 36 PYQs)</w:t>
       </w:r>
     </w:p>
     <w:p>
@@ -353,7 +532,7 @@
         <w:rPr>
           <w:sz w:val="20"/>
         </w:rPr>
-        <w:t>Key problem pattern in Kcet Matrices And Determinants.</w:t>
+        <w:t>Evaluation of determinants, Cramer's rule, and consistency conditions for non-homogeneous and homogeneous linear systems.</w:t>
       </w:r>
     </w:p>
     <w:tbl>
@@ -391,7 +570,7 @@
                 <w:color w:val="2D3748"/>
                 <w:sz w:val="19"/>
               </w:rPr>
-              <w:t>Watch for algebraic and sign errors.</w:t>
+              <w:t>For an n × n matrix A, \det(kA) = k^n\det(A), NOT k\det(A)!</w:t>
             </w:r>
           </w:p>
         </w:tc>
@@ -432,7 +611,215 @@
                 <w:color w:val="2D3748"/>
                 <w:sz w:val="19"/>
               </w:rPr>
-              <w:t>Verify dimensions and boundary conditions.</w:t>
+              <w:t>A homogeneous system AX = 0 has non-trivial (infinite) solutions if and only if \det(A) = 0.</w:t>
+            </w:r>
+          </w:p>
+        </w:tc>
+      </w:tr>
+    </w:tbl>
+    <w:p>
+      <w:pPr>
+        <w:spacing w:before="120" w:after="40"/>
+      </w:pPr>
+      <w:r>
+        <w:rPr>
+          <w:b/>
+          <w:color w:val="1A365D"/>
+          <w:sz w:val="19"/>
+        </w:rPr>
+        <w:t>Source PYQs testing this concept:</w:t>
+      </w:r>
+    </w:p>
+    <w:p>
+      <w:pPr>
+        <w:pStyle w:val="ListBullet"/>
+        <w:spacing w:after="40"/>
+      </w:pPr>
+      <w:r>
+        <w:rPr>
+          <w:b/>
+          <w:sz w:val="18"/>
+        </w:rPr>
+        <w:t xml:space="preserve">[2026 Shift] Q#1 (MCQ): </w:t>
+      </w:r>
+      <w:r>
+        <w:rPr>
+          <w:sz w:val="18"/>
+        </w:rPr>
+        <w:t xml:space="preserve">"Consider the following statements: Statement I: If A is a non-singular matrix, then A^-1 exists. Statement II: If A and B are symmetric ..."  </w:t>
+      </w:r>
+      <w:r>
+        <w:rPr>
+          <w:b/>
+          <w:color w:val="2B6CB0"/>
+          <w:sz w:val="18"/>
+        </w:rPr>
+        <w:t>[Ans: N/A]</w:t>
+      </w:r>
+    </w:p>
+    <w:p>
+      <w:pPr>
+        <w:pStyle w:val="ListBullet"/>
+        <w:spacing w:after="40"/>
+      </w:pPr>
+      <w:r>
+        <w:rPr>
+          <w:b/>
+          <w:sz w:val="18"/>
+        </w:rPr>
+        <w:t xml:space="preserve">[2026 Shift] Q#1 (MCQ): </w:t>
+      </w:r>
+      <w:r>
+        <w:rPr>
+          <w:sz w:val="18"/>
+        </w:rPr>
+        <w:t xml:space="preserve">"Which of the following is correct?..."  </w:t>
+      </w:r>
+      <w:r>
+        <w:rPr>
+          <w:b/>
+          <w:color w:val="2B6CB0"/>
+          <w:sz w:val="18"/>
+        </w:rPr>
+        <w:t>[Ans: C]</w:t>
+      </w:r>
+    </w:p>
+    <w:p>
+      <w:pPr>
+        <w:pStyle w:val="ListBullet"/>
+        <w:spacing w:after="40"/>
+      </w:pPr>
+      <w:r>
+        <w:rPr>
+          <w:b/>
+          <w:sz w:val="18"/>
+        </w:rPr>
+        <w:t xml:space="preserve">[2026 Shift] Q#2 (MCQ): </w:t>
+      </w:r>
+      <w:r>
+        <w:rPr>
+          <w:sz w:val="18"/>
+        </w:rPr>
+        <w:t xml:space="preserve">"If A and B are invertible matrices of same order, then which of the following is not correct?..."  </w:t>
+      </w:r>
+      <w:r>
+        <w:rPr>
+          <w:b/>
+          <w:color w:val="2B6CB0"/>
+          <w:sz w:val="18"/>
+        </w:rPr>
+        <w:t>[Ans: B]</w:t>
+      </w:r>
+    </w:p>
+    <w:p>
+      <w:pPr>
+        <w:spacing w:after="120"/>
+      </w:pPr>
+    </w:p>
+    <w:p>
+      <w:pPr>
+        <w:pStyle w:val="Heading2"/>
+      </w:pPr>
+      <w:r>
+        <w:rPr>
+          <w:color w:val="2B6CB0"/>
+          <w:sz w:val="24"/>
+        </w:rPr>
+        <w:t>3.2 Matrix Inversion, Adjoint &amp; Powers (Very High Yield — 31 PYQs)</w:t>
+      </w:r>
+    </w:p>
+    <w:p>
+      <w:r>
+        <w:rPr>
+          <w:b/>
+          <w:sz w:val="20"/>
+        </w:rPr>
+        <w:t xml:space="preserve">Core Principle: </w:t>
+      </w:r>
+      <w:r>
+        <w:rPr>
+          <w:sz w:val="20"/>
+        </w:rPr>
+        <w:t>Properties of adjoint and inverse matrices, matrix multiplication transpose (AB)^T = B^T A^T, and symmetric/skew-symmetric decomposition.</w:t>
+      </w:r>
+    </w:p>
+    <w:tbl>
+      <w:tblPr>
+        <w:tblW w:type="auto" w:w="0"/>
+        <w:jc w:val="center"/>
+        <w:tblLook w:firstColumn="1" w:firstRow="1" w:lastColumn="0" w:lastRow="0" w:noHBand="0" w:noVBand="1" w:val="04A0"/>
+      </w:tblPr>
+      <w:tblGrid>
+        <w:gridCol w:w="10080"/>
+      </w:tblGrid>
+      <w:tr>
+        <w:tc>
+          <w:tcPr>
+            <w:tcW w:type="dxa" w:w="10080"/>
+            <w:shd w:fill="FFF5F5"/>
+            <w:tcMar>
+              <w:top w:w="100" w:type="dxa"/>
+              <w:bottom w:w="100" w:type="dxa"/>
+              <w:left w:w="150" w:type="dxa"/>
+              <w:right w:w="150" w:type="dxa"/>
+            </w:tcMar>
+          </w:tcPr>
+          <w:p>
+            <w:r>
+              <w:rPr>
+                <w:b/>
+                <w:color w:val="C53030"/>
+                <w:sz w:val="19"/>
+              </w:rPr>
+              <w:t xml:space="preserve">⚠️ Common Trap / JEE Pitfall: </w:t>
+            </w:r>
+            <w:r>
+              <w:rPr>
+                <w:color w:val="2D3748"/>
+                <w:sz w:val="19"/>
+              </w:rPr>
+              <w:t>A skew-symmetric matrix of ODD order has determinant equal to ZERO (\det(A) = 0).</w:t>
+            </w:r>
+          </w:p>
+        </w:tc>
+      </w:tr>
+    </w:tbl>
+    <w:tbl>
+      <w:tblPr>
+        <w:tblW w:type="auto" w:w="0"/>
+        <w:jc w:val="center"/>
+        <w:tblLook w:firstColumn="1" w:firstRow="1" w:lastColumn="0" w:lastRow="0" w:noHBand="0" w:noVBand="1" w:val="04A0"/>
+      </w:tblPr>
+      <w:tblGrid>
+        <w:gridCol w:w="10080"/>
+      </w:tblGrid>
+      <w:tr>
+        <w:tc>
+          <w:tcPr>
+            <w:tcW w:type="dxa" w:w="10080"/>
+            <w:shd w:fill="F0FFF4"/>
+            <w:tcMar>
+              <w:top w:w="100" w:type="dxa"/>
+              <w:bottom w:w="100" w:type="dxa"/>
+              <w:left w:w="150" w:type="dxa"/>
+              <w:right w:w="150" w:type="dxa"/>
+            </w:tcMar>
+          </w:tcPr>
+          <w:p>
+            <w:r>
+              <w:rPr>
+                <w:b/>
+                <w:color w:val="276749"/>
+                <w:sz w:val="19"/>
+              </w:rPr>
+              <w:t xml:space="preserve">💡 Speed Hack / Trick: </w:t>
+            </w:r>
+            <w:r>
+              <w:rPr>
+                <w:color w:val="2D3748"/>
+                <w:sz w:val="19"/>
+              </w:rPr>
+              <w:t>For a 3 × 3 matrix: \det(adj(A)) = (\det A)^2, and \det(adj(adj(A))) = (\det A)^4.</w:t>
             </w:r>
           </w:p>
         </w:tc>
@@ -515,13 +902,13 @@
           <w:b/>
           <w:sz w:val="18"/>
         </w:rPr>
-        <w:t xml:space="preserve">[2026 Shift] Q#1 (MCQ): </w:t>
+        <w:t xml:space="preserve">[2026 Shift] Q#2 (MCQ): </w:t>
       </w:r>
       <w:r>
         <w:rPr>
           <w:sz w:val="18"/>
         </w:rPr>
-        <w:t xml:space="preserve">"Which of the following is correct?..."  </w:t>
+        <w:t xml:space="preserve">"Match List-I with List-II List-I List-II a) A matrix which is not a square matrix i) Symmetric matrix b) A square matrix A=A^' ii) Null ..."  </w:t>
       </w:r>
       <w:r>
         <w:rPr>
@@ -529,7 +916,7 @@
           <w:color w:val="2B6CB0"/>
           <w:sz w:val="18"/>
         </w:rPr>
-        <w:t>[Ans: C]</w:t>
+        <w:t>[Ans: N/A]</w:t>
       </w:r>
     </w:p>
     <w:p>
@@ -662,6 +1049,129 @@
               <w:t>Solution Analysis:</w:t>
               <w:br/>
               <w:t>Using the area formula for a triangle with vertices (x_(1),y_(1)) , (x_(2),y_(2)) and (x_(3),y_(3)) , Area=(1 / 2)|x_(1)(y_(2)-y_(3))+x_(2)(y_(3)-y_(1))+x_(3)(y_(1)-y_(2))| Here the vertices are (3,8) , (-4,2) and (5,1) . So, Area=(1 / 2)|3(2-1)+(-4)(1-8)+5(8-2)| =(1 / 2)|3(1)+(-4)(-7)+5(6)| =(1 / 2)|3+28+30| =(1 / 2) × 61 =(61 / 2) Given that the area is (P / 4) , (P / 4)=(61 / 2) Multiplying both sides by 4 , P=122 So, the correct option is 122 Option C.</w:t>
+            </w:r>
+          </w:p>
+        </w:tc>
+      </w:tr>
+    </w:tbl>
+    <w:p>
+      <w:pPr>
+        <w:spacing w:after="120"/>
+      </w:pPr>
+    </w:p>
+    <w:p>
+      <w:pPr>
+        <w:spacing w:before="160" w:after="40"/>
+      </w:pPr>
+      <w:r>
+        <w:rPr>
+          <w:b/>
+          <w:color w:val="1A365D"/>
+          <w:sz w:val="22"/>
+        </w:rPr>
+        <w:t>Benchmark Problem 2: KCET 2026 (Q#1)</w:t>
+      </w:r>
+    </w:p>
+    <w:p>
+      <w:pPr>
+        <w:spacing w:after="80"/>
+      </w:pPr>
+      <w:r>
+        <w:rPr>
+          <w:sz w:val="20"/>
+        </w:rPr>
+        <w:t>Which of the following is correct?</w:t>
+      </w:r>
+    </w:p>
+    <w:p>
+      <w:pPr>
+        <w:pStyle w:val="ListBullet"/>
+        <w:spacing w:after="20"/>
+      </w:pPr>
+      <w:r>
+        <w:rPr>
+          <w:sz w:val="19"/>
+        </w:rPr>
+        <w:t>(A) Determinant is a square matrix</w:t>
+      </w:r>
+    </w:p>
+    <w:p>
+      <w:pPr>
+        <w:pStyle w:val="ListBullet"/>
+        <w:spacing w:after="20"/>
+      </w:pPr>
+      <w:r>
+        <w:rPr>
+          <w:sz w:val="19"/>
+        </w:rPr>
+        <w:t>(B) Determinant is a number associated to a matrix</w:t>
+      </w:r>
+    </w:p>
+    <w:p>
+      <w:pPr>
+        <w:pStyle w:val="ListBullet"/>
+        <w:spacing w:after="20"/>
+      </w:pPr>
+      <w:r>
+        <w:rPr>
+          <w:b/>
+          <w:color w:val="276749"/>
+          <w:sz w:val="19"/>
+        </w:rPr>
+        <w:t>(C) Determinant is a unique number associated to a square matrix</w:t>
+      </w:r>
+    </w:p>
+    <w:p>
+      <w:pPr>
+        <w:pStyle w:val="ListBullet"/>
+        <w:spacing w:after="20"/>
+      </w:pPr>
+      <w:r>
+        <w:rPr>
+          <w:sz w:val="19"/>
+        </w:rPr>
+        <w:t>(D) Determinant is not defined for a square matrix</w:t>
+      </w:r>
+    </w:p>
+    <w:tbl>
+      <w:tblPr>
+        <w:tblW w:type="auto" w:w="0"/>
+        <w:jc w:val="center"/>
+        <w:tblLook w:firstColumn="1" w:firstRow="1" w:lastColumn="0" w:lastRow="0" w:noHBand="0" w:noVBand="1" w:val="04A0"/>
+      </w:tblPr>
+      <w:tblGrid>
+        <w:gridCol w:w="10080"/>
+      </w:tblGrid>
+      <w:tr>
+        <w:tc>
+          <w:tcPr>
+            <w:tcW w:type="dxa" w:w="10080"/>
+            <w:shd w:fill="F7FAFC"/>
+            <w:tcMar>
+              <w:top w:w="100" w:type="dxa"/>
+              <w:bottom w:w="100" w:type="dxa"/>
+              <w:left w:w="150" w:type="dxa"/>
+              <w:right w:w="150" w:type="dxa"/>
+            </w:tcMar>
+          </w:tcPr>
+          <w:p>
+            <w:r>
+              <w:rPr>
+                <w:b/>
+                <w:color w:val="1A365D"/>
+                <w:sz w:val="19"/>
+              </w:rPr>
+              <w:t>Correct Answer: C</w:t>
+              <w:br/>
+            </w:r>
+            <w:r>
+              <w:rPr>
+                <w:color w:val="2D3748"/>
+                <w:sz w:val="18"/>
+              </w:rPr>
+              <w:t>Solution Analysis:</w:t>
+              <w:br/>
+              <w:t>The correct option is: Option C: Determinant is a unique number associated to a square matrix A determinant is not a matrix. It is a number that we get from a square matrix. For example, if A=[ a b c d ] then its determinant is |A|=ad-bc This value is a single number. Now checking the options: Option A is incorrect because a determinant is not a square matrix. Option B is not fully correct because a determinant is associated only with a square matrix, not every matrix. Option C is correct because every square matrix has a unique determinant. Option D is incorrect because determinant is defined for a square matrix. So, the answer is: Option C</w:t>
             </w:r>
           </w:p>
         </w:tc>

--- a/dist/exports/kcet-matrices-and-determinants_revision_notes.docx
+++ b/dist/exports/kcet-matrices-and-determinants_revision_notes.docx
@@ -13,7 +13,7 @@
           <w:color w:val="1A365D"/>
           <w:sz w:val="44"/>
         </w:rPr>
-        <w:t>JEE MAIN REVISION MASTER: MATRICES AND DETERMINANTS 2026 9 QUESTIONS 15% WEIGHTAGE ↑12.53%</w:t>
+        <w:t>JEE MAIN REVISION MASTER: MATRICES AND DETERMINANTS</w:t>
       </w:r>
     </w:p>
     <w:p>
@@ -209,7 +209,7 @@
               <w:rPr>
                 <w:sz w:val="19"/>
               </w:rPr>
-              <w:t>36 PYQs</w:t>
+              <w:t>38 PYQs</w:t>
             </w:r>
           </w:p>
         </w:tc>
@@ -296,7 +296,7 @@
               <w:rPr>
                 <w:sz w:val="19"/>
               </w:rPr>
-              <w:t>31 PYQs</w:t>
+              <w:t>29 PYQs</w:t>
             </w:r>
           </w:p>
         </w:tc>
@@ -517,7 +517,7 @@
           <w:color w:val="2B6CB0"/>
           <w:sz w:val="24"/>
         </w:rPr>
-        <w:t>3.1 Properties of Determinants &amp; System of Linear Equations (Very High Yield — 36 PYQs)</w:t>
+        <w:t>3.1 Properties of Determinants &amp; System of Linear Equations (Very High Yield — 38 PYQs)</w:t>
       </w:r>
     </w:p>
     <w:p>
@@ -646,6 +646,33 @@
         <w:rPr>
           <w:sz w:val="18"/>
         </w:rPr>
+        <w:t xml:space="preserve">"The area of the triangle with vertices (3,8),(-4,2) and (5,1) is (P / 4) , then the value of P is..."  </w:t>
+      </w:r>
+      <w:r>
+        <w:rPr>
+          <w:b/>
+          <w:color w:val="2B6CB0"/>
+          <w:sz w:val="18"/>
+        </w:rPr>
+        <w:t>[Ans: C]</w:t>
+      </w:r>
+    </w:p>
+    <w:p>
+      <w:pPr>
+        <w:pStyle w:val="ListBullet"/>
+        <w:spacing w:after="40"/>
+      </w:pPr>
+      <w:r>
+        <w:rPr>
+          <w:b/>
+          <w:sz w:val="18"/>
+        </w:rPr>
+        <w:t xml:space="preserve">[2026 Shift] Q#1 (MCQ): </w:t>
+      </w:r>
+      <w:r>
+        <w:rPr>
+          <w:sz w:val="18"/>
+        </w:rPr>
         <w:t xml:space="preserve">"Consider the following statements: Statement I: If A is a non-singular matrix, then A^-1 exists. Statement II: If A and B are symmetric ..."  </w:t>
       </w:r>
       <w:r>
@@ -686,33 +713,6 @@
     </w:p>
     <w:p>
       <w:pPr>
-        <w:pStyle w:val="ListBullet"/>
-        <w:spacing w:after="40"/>
-      </w:pPr>
-      <w:r>
-        <w:rPr>
-          <w:b/>
-          <w:sz w:val="18"/>
-        </w:rPr>
-        <w:t xml:space="preserve">[2026 Shift] Q#2 (MCQ): </w:t>
-      </w:r>
-      <w:r>
-        <w:rPr>
-          <w:sz w:val="18"/>
-        </w:rPr>
-        <w:t xml:space="preserve">"If A and B are invertible matrices of same order, then which of the following is not correct?..."  </w:t>
-      </w:r>
-      <w:r>
-        <w:rPr>
-          <w:b/>
-          <w:color w:val="2B6CB0"/>
-          <w:sz w:val="18"/>
-        </w:rPr>
-        <w:t>[Ans: B]</w:t>
-      </w:r>
-    </w:p>
-    <w:p>
-      <w:pPr>
         <w:spacing w:after="120"/>
       </w:pPr>
     </w:p>
@@ -725,7 +725,7 @@
           <w:color w:val="2B6CB0"/>
           <w:sz w:val="24"/>
         </w:rPr>
-        <w:t>3.2 Matrix Inversion, Adjoint &amp; Powers (Very High Yield — 31 PYQs)</w:t>
+        <w:t>3.2 Matrix Inversion, Adjoint &amp; Powers (Very High Yield — 29 PYQs)</w:t>
       </w:r>
     </w:p>
     <w:p>
@@ -854,33 +854,6 @@
         <w:rPr>
           <w:sz w:val="18"/>
         </w:rPr>
-        <w:t xml:space="preserve">"The area of the triangle with vertices (3,8),(-4,2) and (5,1) is (P / 4) , then the value of P is..."  </w:t>
-      </w:r>
-      <w:r>
-        <w:rPr>
-          <w:b/>
-          <w:color w:val="2B6CB0"/>
-          <w:sz w:val="18"/>
-        </w:rPr>
-        <w:t>[Ans: C]</w:t>
-      </w:r>
-    </w:p>
-    <w:p>
-      <w:pPr>
-        <w:pStyle w:val="ListBullet"/>
-        <w:spacing w:after="40"/>
-      </w:pPr>
-      <w:r>
-        <w:rPr>
-          <w:b/>
-          <w:sz w:val="18"/>
-        </w:rPr>
-        <w:t xml:space="preserve">[2026 Shift] Q#1 (MCQ): </w:t>
-      </w:r>
-      <w:r>
-        <w:rPr>
-          <w:sz w:val="18"/>
-        </w:rPr>
         <w:t xml:space="preserve">"Consider the following statements: Statement I: If A is a non-singular matrix, then A^-1 exists. Statement II: If A and B are symmetric ..."  </w:t>
       </w:r>
       <w:r>
@@ -909,6 +882,33 @@
           <w:sz w:val="18"/>
         </w:rPr>
         <w:t xml:space="preserve">"Match List-I with List-II List-I List-II a) A matrix which is not a square matrix i) Symmetric matrix b) A square matrix A=A^' ii) Null ..."  </w:t>
+      </w:r>
+      <w:r>
+        <w:rPr>
+          <w:b/>
+          <w:color w:val="2B6CB0"/>
+          <w:sz w:val="18"/>
+        </w:rPr>
+        <w:t>[Ans: N/A]</w:t>
+      </w:r>
+    </w:p>
+    <w:p>
+      <w:pPr>
+        <w:pStyle w:val="ListBullet"/>
+        <w:spacing w:after="40"/>
+      </w:pPr>
+      <w:r>
+        <w:rPr>
+          <w:b/>
+          <w:sz w:val="18"/>
+        </w:rPr>
+        <w:t xml:space="preserve">[2026 Shift] Q#3 (MCQ): </w:t>
+      </w:r>
+      <w:r>
+        <w:rPr>
+          <w:sz w:val="18"/>
+        </w:rPr>
+        <w:t xml:space="preserve">"Let X be a matrix of order 2 × n and Z be a matrix of order 2 × p . If n=p , then the order of the matrix 8X-9Z is:..."  </w:t>
       </w:r>
       <w:r>
         <w:rPr>
@@ -1049,129 +1049,6 @@
               <w:t>Solution Analysis:</w:t>
               <w:br/>
               <w:t>Using the area formula for a triangle with vertices (x_(1),y_(1)) , (x_(2),y_(2)) and (x_(3),y_(3)) , Area=(1 / 2)|x_(1)(y_(2)-y_(3))+x_(2)(y_(3)-y_(1))+x_(3)(y_(1)-y_(2))| Here the vertices are (3,8) , (-4,2) and (5,1) . So, Area=(1 / 2)|3(2-1)+(-4)(1-8)+5(8-2)| =(1 / 2)|3(1)+(-4)(-7)+5(6)| =(1 / 2)|3+28+30| =(1 / 2) × 61 =(61 / 2) Given that the area is (P / 4) , (P / 4)=(61 / 2) Multiplying both sides by 4 , P=122 So, the correct option is 122 Option C.</w:t>
-            </w:r>
-          </w:p>
-        </w:tc>
-      </w:tr>
-    </w:tbl>
-    <w:p>
-      <w:pPr>
-        <w:spacing w:after="120"/>
-      </w:pPr>
-    </w:p>
-    <w:p>
-      <w:pPr>
-        <w:spacing w:before="160" w:after="40"/>
-      </w:pPr>
-      <w:r>
-        <w:rPr>
-          <w:b/>
-          <w:color w:val="1A365D"/>
-          <w:sz w:val="22"/>
-        </w:rPr>
-        <w:t>Benchmark Problem 2: KCET 2026 (Q#1)</w:t>
-      </w:r>
-    </w:p>
-    <w:p>
-      <w:pPr>
-        <w:spacing w:after="80"/>
-      </w:pPr>
-      <w:r>
-        <w:rPr>
-          <w:sz w:val="20"/>
-        </w:rPr>
-        <w:t>Which of the following is correct?</w:t>
-      </w:r>
-    </w:p>
-    <w:p>
-      <w:pPr>
-        <w:pStyle w:val="ListBullet"/>
-        <w:spacing w:after="20"/>
-      </w:pPr>
-      <w:r>
-        <w:rPr>
-          <w:sz w:val="19"/>
-        </w:rPr>
-        <w:t>(A) Determinant is a square matrix</w:t>
-      </w:r>
-    </w:p>
-    <w:p>
-      <w:pPr>
-        <w:pStyle w:val="ListBullet"/>
-        <w:spacing w:after="20"/>
-      </w:pPr>
-      <w:r>
-        <w:rPr>
-          <w:sz w:val="19"/>
-        </w:rPr>
-        <w:t>(B) Determinant is a number associated to a matrix</w:t>
-      </w:r>
-    </w:p>
-    <w:p>
-      <w:pPr>
-        <w:pStyle w:val="ListBullet"/>
-        <w:spacing w:after="20"/>
-      </w:pPr>
-      <w:r>
-        <w:rPr>
-          <w:b/>
-          <w:color w:val="276749"/>
-          <w:sz w:val="19"/>
-        </w:rPr>
-        <w:t>(C) Determinant is a unique number associated to a square matrix</w:t>
-      </w:r>
-    </w:p>
-    <w:p>
-      <w:pPr>
-        <w:pStyle w:val="ListBullet"/>
-        <w:spacing w:after="20"/>
-      </w:pPr>
-      <w:r>
-        <w:rPr>
-          <w:sz w:val="19"/>
-        </w:rPr>
-        <w:t>(D) Determinant is not defined for a square matrix</w:t>
-      </w:r>
-    </w:p>
-    <w:tbl>
-      <w:tblPr>
-        <w:tblW w:type="auto" w:w="0"/>
-        <w:jc w:val="center"/>
-        <w:tblLook w:firstColumn="1" w:firstRow="1" w:lastColumn="0" w:lastRow="0" w:noHBand="0" w:noVBand="1" w:val="04A0"/>
-      </w:tblPr>
-      <w:tblGrid>
-        <w:gridCol w:w="10080"/>
-      </w:tblGrid>
-      <w:tr>
-        <w:tc>
-          <w:tcPr>
-            <w:tcW w:type="dxa" w:w="10080"/>
-            <w:shd w:fill="F7FAFC"/>
-            <w:tcMar>
-              <w:top w:w="100" w:type="dxa"/>
-              <w:bottom w:w="100" w:type="dxa"/>
-              <w:left w:w="150" w:type="dxa"/>
-              <w:right w:w="150" w:type="dxa"/>
-            </w:tcMar>
-          </w:tcPr>
-          <w:p>
-            <w:r>
-              <w:rPr>
-                <w:b/>
-                <w:color w:val="1A365D"/>
-                <w:sz w:val="19"/>
-              </w:rPr>
-              <w:t>Correct Answer: C</w:t>
-              <w:br/>
-            </w:r>
-            <w:r>
-              <w:rPr>
-                <w:color w:val="2D3748"/>
-                <w:sz w:val="18"/>
-              </w:rPr>
-              <w:t>Solution Analysis:</w:t>
-              <w:br/>
-              <w:t>The correct option is: Option C: Determinant is a unique number associated to a square matrix A determinant is not a matrix. It is a number that we get from a square matrix. For example, if A=[ a b c d ] then its determinant is |A|=ad-bc This value is a single number. Now checking the options: Option A is incorrect because a determinant is not a square matrix. Option B is not fully correct because a determinant is associated only with a square matrix, not every matrix. Option C is correct because every square matrix has a unique determinant. Option D is incorrect because determinant is defined for a square matrix. So, the answer is: Option C</w:t>
             </w:r>
           </w:p>
         </w:tc>

--- a/dist/exports/kcet-matrices-and-determinants_revision_notes.docx
+++ b/dist/exports/kcet-matrices-and-determinants_revision_notes.docx
@@ -189,7 +189,7 @@
                 <w:color w:val="2D3748"/>
                 <w:sz w:val="19"/>
               </w:rPr>
-              <w:t>Properties of Determinants &amp; System of Linear Equations</w:t>
+              <w:t>Determinants, Adjoint, Inverse &amp; System of Equations</w:t>
             </w:r>
           </w:p>
         </w:tc>
@@ -209,7 +209,7 @@
               <w:rPr>
                 <w:sz w:val="19"/>
               </w:rPr>
-              <w:t>38 PYQs</w:t>
+              <w:t>50 PYQs</w:t>
             </w:r>
           </w:p>
         </w:tc>
@@ -230,7 +230,7 @@
                 <w:color w:val="718096"/>
                 <w:sz w:val="19"/>
               </w:rPr>
-              <w:t>Determinants &amp; Linear Systems</w:t>
+              <w:t>Determinants &amp; Systems</w:t>
             </w:r>
           </w:p>
         </w:tc>
@@ -276,7 +276,7 @@
                 <w:color w:val="2D3748"/>
                 <w:sz w:val="19"/>
               </w:rPr>
-              <w:t>Matrix Inversion, Adjoint &amp; Powers</w:t>
+              <w:t>Matrix Algebra: Transpose, Symmetric &amp; Skew-Symmetric</w:t>
             </w:r>
           </w:p>
         </w:tc>
@@ -296,7 +296,7 @@
               <w:rPr>
                 <w:sz w:val="19"/>
               </w:rPr>
-              <w:t>29 PYQs</w:t>
+              <w:t>16 PYQs</w:t>
             </w:r>
           </w:p>
         </w:tc>
@@ -317,7 +317,7 @@
                 <w:color w:val="718096"/>
                 <w:sz w:val="19"/>
               </w:rPr>
-              <w:t>Matrix Algebra</w:t>
+              <w:t>Matrices</w:t>
             </w:r>
           </w:p>
         </w:tc>
@@ -417,7 +417,7 @@
                 <w:color w:val="1A365D"/>
                 <w:sz w:val="19"/>
               </w:rPr>
-              <w:t>Properties of Determinants &amp; System of Linear Equations</w:t>
+              <w:t>Determinants, Adjoint, Inverse &amp; System of Equations</w:t>
             </w:r>
           </w:p>
         </w:tc>
@@ -439,7 +439,7 @@
                 <w:color w:val="2D3748"/>
                 <w:sz w:val="19"/>
               </w:rPr>
-              <w:t>\det(kA) = k^n\det(A), \quad \text{Unique: } \Delta \ne 0, \quad \text{Infinite: } \Delta = \Delta_x = \Delta_y = \Delta_z = 0, \quad \text{No sol: } \Delta = 0 \text{ &amp; at least one } \Delta_i \ne 0</w:t>
+              <w:t>|kA| = k^n |A|, \quad |\text{adj } A| = |A|^{n-1}, \quad A^{-1} = \frac{\text{adj } A}{|A|}, \quad |\text{adj}(\text{adj } A)| = |A|^{(n-1)^2}</w:t>
             </w:r>
           </w:p>
         </w:tc>
@@ -463,7 +463,7 @@
                 <w:color w:val="1A365D"/>
                 <w:sz w:val="19"/>
               </w:rPr>
-              <w:t>Matrix Inversion, Adjoint &amp; Powers</w:t>
+              <w:t>Matrix Algebra: Transpose, Symmetric &amp; Skew-Symmetric</w:t>
             </w:r>
           </w:p>
         </w:tc>
@@ -485,7 +485,7 @@
                 <w:color w:val="2D3748"/>
                 <w:sz w:val="19"/>
               </w:rPr>
-              <w:t>A \cdot \text{adj}(A) = (\det A) I_n, \quad \det(\text{adj}(A)) = (\det A)^{n-1}, \quad \text{adj}(\text{adj}(A)) = (\det A)^{n-2} A</w:t>
+              <w:t>(AB)^T = B^T A^T, \quad A = \frac{1}{2}(A + A^T) + \frac{1}{2}(A - A^T), \quad \text{Skew-symmetric: } a_{ii} = 0</w:t>
             </w:r>
           </w:p>
         </w:tc>
@@ -517,7 +517,7 @@
           <w:color w:val="2B6CB0"/>
           <w:sz w:val="24"/>
         </w:rPr>
-        <w:t>3.1 Properties of Determinants &amp; System of Linear Equations (Very High Yield — 38 PYQs)</w:t>
+        <w:t>3.1 Determinants, Adjoint, Inverse &amp; System of Equations (Very High Yield — 50 PYQs)</w:t>
       </w:r>
     </w:p>
     <w:p>
@@ -532,7 +532,7 @@
         <w:rPr>
           <w:sz w:val="20"/>
         </w:rPr>
-        <w:t>Evaluation of determinants, Cramer's rule, and consistency conditions for non-homogeneous and homogeneous linear systems.</w:t>
+        <w:t>Determinant properties: |k A| = k^n |A| for n × n matrix. Adjoint properties: A · (adj A) = |A| I; |adj A| = |A|^n-1; |adj(adj A)| = |A|^(n-1)^2; adj(AB) = adj(B) · adj(A). Inverse: A^-1 = (adj A / |A|) exists if and only if |A| ≠ 0 (non-singular). System AX = B: Unique solution if |A| ≠ 0; no solution (inconsistent) if |A|=0 and (adj A)B ≠ 0.</w:t>
       </w:r>
     </w:p>
     <w:tbl>
@@ -570,7 +570,7 @@
                 <w:color w:val="2D3748"/>
                 <w:sz w:val="19"/>
               </w:rPr>
-              <w:t>For an n × n matrix A, \det(kA) = k^n\det(A), NOT k\det(A)!</w:t>
+              <w:t>For 3 × 3 matrix (n=3): |2A| = 2^3 |A| = 8|A|, NOT 2|A|! And |adj A| = |A|^3-1 = |A|^2!</w:t>
             </w:r>
           </w:p>
         </w:tc>
@@ -611,7 +611,7 @@
                 <w:color w:val="2D3748"/>
                 <w:sz w:val="19"/>
               </w:rPr>
-              <w:t>A homogeneous system AX = 0 has non-trivial (infinite) solutions if and only if \det(A) = 0.</w:t>
+              <w:t>Shortcut for 2 × 2 matrix inverse: Swap diagonal elements, change signs of off-diagonal elements, divide by |A|.</w:t>
             </w:r>
           </w:p>
         </w:tc>
@@ -725,7 +725,7 @@
           <w:color w:val="2B6CB0"/>
           <w:sz w:val="24"/>
         </w:rPr>
-        <w:t>3.2 Matrix Inversion, Adjoint &amp; Powers (Very High Yield — 29 PYQs)</w:t>
+        <w:t>3.2 Matrix Algebra: Transpose, Symmetric &amp; Skew-Symmetric (Very High Yield — 16 PYQs)</w:t>
       </w:r>
     </w:p>
     <w:p>
@@ -740,7 +740,7 @@
         <w:rPr>
           <w:sz w:val="20"/>
         </w:rPr>
-        <w:t>Properties of adjoint and inverse matrices, matrix multiplication transpose (AB)^T = B^T A^T, and symmetric/skew-symmetric decomposition.</w:t>
+        <w:t>Matrix operations: Matrix multiplication is non-commutative (AB ≠ BA). Transpose properties: (AB)^T = B^T A^T. Symmetric matrix: A^T = A (a_(ij) = a_(ji)). Skew-symmetric matrix: A^T = -A (a_(ij) = -a_(ji)). All diagonal elements of a skew-symmetric matrix are strictly ZERO (a_(ii) = 0). Any square matrix A can be uniquely decomposed as A = (A+A^T / 2) + (A-A^T / 2) (symmetric + skew-symmetric).</w:t>
       </w:r>
     </w:p>
     <w:tbl>
@@ -778,7 +778,7 @@
                 <w:color w:val="2D3748"/>
                 <w:sz w:val="19"/>
               </w:rPr>
-              <w:t>A skew-symmetric matrix of ODD order has determinant equal to ZERO (\det(A) = 0).</w:t>
+              <w:t>The determinant of an odd-order skew-symmetric matrix is ALWAYS zero: |A| = 0!</w:t>
             </w:r>
           </w:p>
         </w:tc>
@@ -819,7 +819,7 @@
                 <w:color w:val="2D3748"/>
                 <w:sz w:val="19"/>
               </w:rPr>
-              <w:t>For a 3 × 3 matrix: \det(adj(A)) = (\det A)^2, and \det(adj(adj(A))) = (\det A)^4.</w:t>
+              <w:t>If A is an idempotent matrix (A^2 = A), then (I+A)^n = I + (2^n - 1)A.</w:t>
             </w:r>
           </w:p>
         </w:tc>
@@ -836,33 +836,6 @@
           <w:sz w:val="19"/>
         </w:rPr>
         <w:t>Source PYQs testing this concept:</w:t>
-      </w:r>
-    </w:p>
-    <w:p>
-      <w:pPr>
-        <w:pStyle w:val="ListBullet"/>
-        <w:spacing w:after="40"/>
-      </w:pPr>
-      <w:r>
-        <w:rPr>
-          <w:b/>
-          <w:sz w:val="18"/>
-        </w:rPr>
-        <w:t xml:space="preserve">[2026 Shift] Q#1 (MCQ): </w:t>
-      </w:r>
-      <w:r>
-        <w:rPr>
-          <w:sz w:val="18"/>
-        </w:rPr>
-        <w:t xml:space="preserve">"Consider the following statements: Statement I: If A is a non-singular matrix, then A^-1 exists. Statement II: If A and B are symmetric ..."  </w:t>
-      </w:r>
-      <w:r>
-        <w:rPr>
-          <w:b/>
-          <w:color w:val="2B6CB0"/>
-          <w:sz w:val="18"/>
-        </w:rPr>
-        <w:t>[Ans: N/A]</w:t>
       </w:r>
     </w:p>
     <w:p>
@@ -902,13 +875,40 @@
           <w:b/>
           <w:sz w:val="18"/>
         </w:rPr>
-        <w:t xml:space="preserve">[2026 Shift] Q#3 (MCQ): </w:t>
+        <w:t xml:space="preserve">[2025 Shift] Q#1 (MCQ): </w:t>
       </w:r>
       <w:r>
         <w:rPr>
           <w:sz w:val="18"/>
         </w:rPr>
-        <w:t xml:space="preserve">"Let X be a matrix of order 2 × n and Z be a matrix of order 2 × p . If n=p , then the order of the matrix 8X-9Z is:..."  </w:t>
+        <w:t xml:space="preserve">"If a matrix A=[ 1 1 1 1 ] satisfies A^6=kA^' , then the value of k is..."  </w:t>
+      </w:r>
+      <w:r>
+        <w:rPr>
+          <w:b/>
+          <w:color w:val="2B6CB0"/>
+          <w:sz w:val="18"/>
+        </w:rPr>
+        <w:t>[Ans: N/A]</w:t>
+      </w:r>
+    </w:p>
+    <w:p>
+      <w:pPr>
+        <w:pStyle w:val="ListBullet"/>
+        <w:spacing w:after="40"/>
+      </w:pPr>
+      <w:r>
+        <w:rPr>
+          <w:b/>
+          <w:sz w:val="18"/>
+        </w:rPr>
+        <w:t xml:space="preserve">[2025 Shift] Q#2 (MCQ): </w:t>
+      </w:r>
+      <w:r>
+        <w:rPr>
+          <w:sz w:val="18"/>
+        </w:rPr>
+        <w:t xml:space="preserve">"If A is a square matrix such that A^2=A , then (I-A)^3 is..."  </w:t>
       </w:r>
       <w:r>
         <w:rPr>
